--- a/formats/classical_roman_maximalist_local_universal_complete.docx
+++ b/formats/classical_roman_maximalist_local_universal_complete.docx
@@ -95,7 +95,7 @@
         <w:pStyle w:val="FirstParagraph"/>
       </w:pPr>
       <w:r>
-        <w:t xml:space="preserve">The marble was sweating. Great, greasy pearls of condensation slid down the veined flanks of the column to Lucius’s left, tracing paths through the dust of centuries. He watched one bead gather, tremble, and fall, splattering on the mosaic floor between the feet of a Syrian merchant who was shouting himself purple over the price of Egyptian linen. The humidity of a thousand bodies—senators in their togas, their wool damp and heavy as drowned sheep; merchants from Ostia smelling of salt and fish; Gallic chieftains in trousers, their hair stiff with lime; matrons layered in silk and complaint—had turned the great Basilica Aemilia into a steam bath. The air tasted of wet wool, garlic, and ambition.</w:t>
+        <w:t xml:space="preserve">Mud. Not the common clay of the Via Appia, but the sacred, cloying muck of the Cloaca Maxima, a rich broth of empire’s leavings that clung to Lucius’s sandals as he waded through the city’s bowels. Above, Rome dreamed in marble. Here, in the eternal dark, its true heart pumped.</w:t>
       </w:r>
     </w:p>
     <w:p>
